--- a/extrakty/doc/TC278WG7/extract_14296_(2016).docx
+++ b/extrakty/doc/TC278WG7/extract_14296_(2016).docx
@@ -242,18 +242,150 @@
     <w:p>
       <w:pPr>
         <w:pStyle w:val="Standard"/>
-        <w:spacing w:before="80" w:after="200"/>
-        <w:rPr>
-          <w:sz w:val="18"/>
-          <w:szCs w:val="18"/>
-        </w:rPr>
-      </w:pPr>
-      <w:r>
-        <w:rPr>
-          <w:sz w:val="18"/>
-          <w:szCs w:val="18"/>
-        </w:rPr>
-        <w:t>Poznámka: Extrakt přejímá původní číslování kapitol.</w:t>
+        <w:tabs>
+          <w:tab w:val="clear" w:pos="709"/>
+          <w:tab w:val="left" w:pos="266" w:leader="none"/>
+        </w:tabs>
+        <w:rPr>
+          <w:color w:val="000000"/>
+          <w:kern w:val="0"/>
+          <w:sz w:val="20"/>
+          <w:szCs w:val="20"/>
+        </w:rPr>
+      </w:pPr>
+      <w:r>
+        <w:rPr>
+          <w:color w:val="000000"/>
+          <w:kern w:val="0"/>
+          <w:sz w:val="20"/>
+          <w:szCs w:val="20"/>
+        </w:rPr>
+        <w:t xml:space="preserve">Poznámka: Extrakt uvádí vybrané kapitoly popisovaného dokumentu a přejímá původní číslování kapitol.</w:t>
+      </w:r>
+    </w:p>
+    <w:p>
+      <w:pPr>
+        <w:pStyle w:val="Normal"/>
+        <w:keepNext w:val="true"/>
+        <w:keepLines/>
+        <w:spacing w:before="240" w:after="180"/>
+        <w:rPr>
+          <w:b/>
+          <w:sz w:val="24"/>
+          <w:szCs w:val="24"/>
+        </w:rPr>
+      </w:pPr>
+      <w:r>
+        <w:rPr>
+          <w:b/>
+          <w:sz w:val="24"/>
+          <w:szCs w:val="24"/>
+        </w:rPr>
+        <w:t>Užití</w:t>
+      </w:r>
+    </w:p>
+    <w:p>
+      <w:pPr>
+        <w:pStyle w:val="Standard"/>
+        <w:rPr>
+          <w:color w:val="000000"/>
+          <w:kern w:val="0"/>
+          <w:sz w:val="20"/>
+          <w:szCs w:val="20"/>
+        </w:rPr>
+      </w:pPr>
+      <w:r>
+        <w:rPr>
+          <w:color w:val="000000"/>
+          <w:kern w:val="0"/>
+          <w:sz w:val="20"/>
+          <w:szCs w:val="20"/>
+        </w:rPr>
+        <w:t>Norma přispívá vývojářům kooperativních ITS aplikací v šíření jejich aplikačních výstupů. Tyto aplikace těží z dostupnosti normalizovaného datového modelu a datových prvků. V konečném důsledku umožňuje vývojářům zkrátit čas potřebný k uplatnění nového produktu a služby na trhu. Norma nedefinuje datový model pro individuální navigační služby mimo vozidlovou navigaci.</w:t>
+      </w:r>
+    </w:p>
+    <w:p>
+      <w:pPr>
+        <w:pStyle w:val="Standard"/>
+        <w:rPr/>
+      </w:pPr>
+      <w:r>
+        <w:rPr>
+          <w:b/>
+          <w:sz w:val="20"/>
+          <w:szCs w:val="20"/>
+        </w:rPr>
+        <w:t xml:space="preserve">Pro orgány státní správy </w:t>
+      </w:r>
+      <w:r>
+        <w:rPr>
+          <w:sz w:val="20"/>
+          <w:szCs w:val="20"/>
+        </w:rPr>
+        <w:t xml:space="preserve">tato norma </w:t>
+      </w:r>
+      <w:r>
+        <w:rPr>
+          <w:color w:val="000000"/>
+          <w:kern w:val="0"/>
+          <w:sz w:val="20"/>
+          <w:szCs w:val="20"/>
+        </w:rPr>
+        <w:t>představuje popis současných technologií v oblasti poskytování aktuálních dopravních informací, jako jsou metody ITS-RSU, VICS, či RDS/TMC.</w:t>
+      </w:r>
+    </w:p>
+    <w:p>
+      <w:pPr>
+        <w:pStyle w:val="Normal"/>
+        <w:keepNext w:val="true"/>
+        <w:keepLines/>
+        <w:spacing w:before="240" w:after="180"/>
+        <w:ind w:hanging="432" w:start="432" w:end="0"/>
+        <w:rPr>
+          <w:b/>
+          <w:sz w:val="24"/>
+          <w:szCs w:val="24"/>
+        </w:rPr>
+      </w:pPr>
+      <w:r>
+        <w:rPr>
+          <w:b/>
+          <w:sz w:val="24"/>
+          <w:szCs w:val="24"/>
+        </w:rPr>
+        <w:t xml:space="preserve">1 Předmět normy</w:t>
+      </w:r>
+    </w:p>
+    <w:p>
+      <w:pPr>
+        <w:pStyle w:val="Standard"/>
+        <w:rPr>
+          <w:sz w:val="20"/>
+          <w:szCs w:val="20"/>
+        </w:rPr>
+      </w:pPr>
+      <w:r>
+        <w:rPr>
+          <w:sz w:val="20"/>
+          <w:szCs w:val="20"/>
+        </w:rPr>
+        <w:t>Norma poskytuje mapově vztažené funkční požadavky, datový model (logický datový model / organizaci logických dat) a datové prvky pro aplikace kooperativních ITS systémů, které vyžadují informace odvozené z mapových databází.</w:t>
+      </w:r>
+    </w:p>
+    <w:p>
+      <w:pPr>
+        <w:pStyle w:val="Standard"/>
+        <w:rPr>
+          <w:sz w:val="20"/>
+          <w:szCs w:val="20"/>
+        </w:rPr>
+      </w:pPr>
+      <w:r>
+        <w:rPr>
+          <w:sz w:val="20"/>
+          <w:szCs w:val="20"/>
+        </w:rPr>
+        <w:t>Kapitoly 2 a 3 stručně popisují souvisící normy, kterým tento dokument vyhovuje a je s nimi ve shodě.</w:t>
       </w:r>
     </w:p>
     <w:p>
@@ -276,7 +408,7 @@
           <w:sz w:val="24"/>
           <w:szCs w:val="24"/>
         </w:rPr>
-        <w:t>Souvisící normy (výběr)</w:t>
+        <w:t xml:space="preserve">2 Souvisící normy</w:t>
       </w:r>
     </w:p>
     <w:p>
@@ -313,131 +445,6 @@
         <w:t>ISO/TS 20452:2007</w:t>
         <w:tab/>
         <w:t>Requirements and Logical Data Model for a Physical Storage Format (PSF) and an Application Program Interface (API) and Logical Data Organization for PSF used in Intelligent Transport Systems (ITS) Database Technology</w:t>
-      </w:r>
-    </w:p>
-    <w:p>
-      <w:pPr>
-        <w:pStyle w:val="Normal"/>
-        <w:keepNext w:val="true"/>
-        <w:keepLines/>
-        <w:spacing w:before="240" w:after="180"/>
-        <w:rPr>
-          <w:b/>
-          <w:sz w:val="24"/>
-          <w:szCs w:val="24"/>
-        </w:rPr>
-      </w:pPr>
-      <w:r>
-        <w:rPr>
-          <w:b/>
-          <w:sz w:val="24"/>
-          <w:szCs w:val="24"/>
-        </w:rPr>
-        <w:t>Užití</w:t>
-      </w:r>
-    </w:p>
-    <w:p>
-      <w:pPr>
-        <w:pStyle w:val="Standard"/>
-        <w:rPr>
-          <w:color w:val="000000"/>
-          <w:kern w:val="0"/>
-          <w:sz w:val="20"/>
-          <w:szCs w:val="20"/>
-        </w:rPr>
-      </w:pPr>
-      <w:r>
-        <w:rPr>
-          <w:color w:val="000000"/>
-          <w:kern w:val="0"/>
-          <w:sz w:val="20"/>
-          <w:szCs w:val="20"/>
-        </w:rPr>
-        <w:t>Norma přispívá vývojářům kooperativních ITS aplikací v šíření jejich aplikačních výstupů. Tyto aplikace těží z dostupnosti normalizovaného datového modelu a datových prvků. V konečném důsledku umožňuje vývojářům zkrátit čas potřebný k uplatnění nového produktu a služby na trhu. Norma nedefinuje datový model pro individuální navigační služby mimo vozidlovou navigaci.</w:t>
-      </w:r>
-    </w:p>
-    <w:p>
-      <w:pPr>
-        <w:pStyle w:val="Standard"/>
-        <w:rPr/>
-      </w:pPr>
-      <w:r>
-        <w:rPr>
-          <w:b/>
-          <w:sz w:val="20"/>
-          <w:szCs w:val="20"/>
-        </w:rPr>
-        <w:t xml:space="preserve">Pro orgány státní správy </w:t>
-      </w:r>
-      <w:r>
-        <w:rPr>
-          <w:sz w:val="20"/>
-          <w:szCs w:val="20"/>
-        </w:rPr>
-        <w:t xml:space="preserve">tato norma </w:t>
-      </w:r>
-      <w:r>
-        <w:rPr>
-          <w:color w:val="000000"/>
-          <w:kern w:val="0"/>
-          <w:sz w:val="20"/>
-          <w:szCs w:val="20"/>
-        </w:rPr>
-        <w:t>představuje popis současných technologií v oblasti poskytování aktuálních dopravních informací, jako jsou metody ITS-RSU, VICS, či RDS/TMC.</w:t>
-      </w:r>
-    </w:p>
-    <w:p>
-      <w:pPr>
-        <w:pStyle w:val="Normal"/>
-        <w:keepNext w:val="true"/>
-        <w:keepLines/>
-        <w:spacing w:before="240" w:after="180"/>
-        <w:ind w:hanging="432" w:start="432" w:end="0"/>
-        <w:rPr>
-          <w:b/>
-          <w:sz w:val="24"/>
-          <w:szCs w:val="24"/>
-        </w:rPr>
-      </w:pPr>
-      <w:r>
-        <w:rPr>
-          <w:b/>
-          <w:sz w:val="24"/>
-          <w:szCs w:val="24"/>
-        </w:rPr>
-        <w:t>1 Předmět normy</w:t>
-      </w:r>
-    </w:p>
-    <w:p>
-      <w:pPr>
-        <w:pStyle w:val="Standard"/>
-        <w:rPr>
-          <w:sz w:val="20"/>
-          <w:szCs w:val="20"/>
-        </w:rPr>
-      </w:pPr>
-      <w:r>
-        <w:rPr>
-          <w:sz w:val="20"/>
-          <w:szCs w:val="20"/>
-        </w:rPr>
-        <w:t>Norma poskytuje mapově vztažené funkční požadavky, datový model (logický datový model / organizaci logických dat) a datové prvky pro aplikace kooperativních ITS systémů, které vyžadují informace odvozené z mapových databází.</w:t>
-      </w:r>
-    </w:p>
-    <w:p>
-      <w:pPr>
-        <w:pStyle w:val="Standard"/>
-        <w:rPr>
-          <w:sz w:val="20"/>
-          <w:szCs w:val="20"/>
-        </w:rPr>
-      </w:pPr>
-      <w:r>
-        <w:rPr>
-          <w:sz w:val="20"/>
-          <w:szCs w:val="20"/>
-        </w:rPr>
-        <w:t>Kapitoly 2 a 3 stručně popisují souvisící normy, kterým tento dokument vyhovuje a je s nimi ve shodě.</w:t>
       </w:r>
     </w:p>
     <w:p>
@@ -460,7 +467,7 @@
           <w:sz w:val="24"/>
           <w:szCs w:val="24"/>
         </w:rPr>
-        <w:t>4 Termíny a definice</w:t>
+        <w:t xml:space="preserve">4 Termíny a definice</w:t>
       </w:r>
     </w:p>
     <w:p>
@@ -1023,6 +1030,30 @@
     <w:p>
       <w:pPr>
         <w:pStyle w:val="Standard"/>
+        <w:tabs>
+          <w:tab w:val="clear" w:pos="709"/>
+          <w:tab w:val="left" w:pos="266" w:leader="none"/>
+        </w:tabs>
+        <w:rPr>
+          <w:color w:val="000000"/>
+          <w:kern w:val="0"/>
+          <w:sz w:val="20"/>
+          <w:szCs w:val="20"/>
+        </w:rPr>
+      </w:pPr>
+      <w:r>
+        <w:rPr>
+          <w:color w:val="000000"/>
+          <w:kern w:val="0"/>
+          <w:sz w:val="20"/>
+          <w:szCs w:val="20"/>
+        </w:rPr>
+        <w:t xml:space="preserve">Další termíny a zkratky z oboru ITS jsou obsaženy ve slovníku ITS terminology.</w:t>
+      </w:r>
+    </w:p>
+    <w:p>
+      <w:pPr>
+        <w:pStyle w:val="Standard"/>
         <w:keepNext w:val="true"/>
         <w:keepLines/>
         <w:widowControl w:val="false"/>
@@ -1040,7 +1071,7 @@
           <w:sz w:val="24"/>
           <w:szCs w:val="24"/>
         </w:rPr>
-        <w:t>5 Zkratky</w:t>
+        <w:t xml:space="preserve">5 Symboly a zkratky</w:t>
       </w:r>
     </w:p>
     <w:p>
@@ -1225,6 +1256,30 @@
           <w:i/>
         </w:rPr>
         <w:t>(Vehicle Information and Communication System)</w:t>
+      </w:r>
+    </w:p>
+    <w:p>
+      <w:pPr>
+        <w:pStyle w:val="Standard"/>
+        <w:tabs>
+          <w:tab w:val="clear" w:pos="709"/>
+          <w:tab w:val="left" w:pos="266" w:leader="none"/>
+        </w:tabs>
+        <w:rPr>
+          <w:color w:val="000000"/>
+          <w:kern w:val="0"/>
+          <w:sz w:val="20"/>
+          <w:szCs w:val="20"/>
+        </w:rPr>
+      </w:pPr>
+      <w:r>
+        <w:rPr>
+          <w:color w:val="000000"/>
+          <w:kern w:val="0"/>
+          <w:sz w:val="20"/>
+          <w:szCs w:val="20"/>
+        </w:rPr>
+        <w:t xml:space="preserve">Další termíny a zkratky z oboru ITS jsou obsaženy ve slovníku ITS terminology (www.ITSterminology.org).</w:t>
       </w:r>
     </w:p>
     <w:p>
@@ -1750,7 +1805,7 @@
             </wp:cNvGraphicFramePr>
             <a:graphic xmlns:a="http://schemas.openxmlformats.org/drawingml/2006/main">
               <a:graphicData uri="http://schemas.openxmlformats.org/drawingml/2006/picture">
-                <pic:pic xmlns:pic="http://schemas.openxmlformats.org/drawingml/2006/picture">
+                <pic:pic>
                   <pic:nvPicPr>
                     <pic:cNvPr id="1" name="Image1"/>
                     <pic:cNvPicPr>
@@ -1880,7 +1935,7 @@
             </wp:cNvGraphicFramePr>
             <a:graphic xmlns:a="http://schemas.openxmlformats.org/drawingml/2006/main">
               <a:graphicData uri="http://schemas.openxmlformats.org/drawingml/2006/picture">
-                <pic:pic xmlns:pic="http://schemas.openxmlformats.org/drawingml/2006/picture">
+                <pic:pic>
                   <pic:nvPicPr>
                     <pic:cNvPr id="2" name="Image2"/>
                     <pic:cNvPicPr>
@@ -2116,7 +2171,7 @@
             </wp:cNvGraphicFramePr>
             <a:graphic xmlns:a="http://schemas.openxmlformats.org/drawingml/2006/main">
               <a:graphicData uri="http://schemas.openxmlformats.org/drawingml/2006/picture">
-                <pic:pic xmlns:pic="http://schemas.openxmlformats.org/drawingml/2006/picture">
+                <pic:pic>
                   <pic:nvPicPr>
                     <pic:cNvPr id="3" name="Image3"/>
                     <pic:cNvPicPr>

--- a/extrakty/doc/TC278WG7/extract_14296_(2016).docx
+++ b/extrakty/doc/TC278WG7/extract_14296_(2016).docx
@@ -12,7 +12,7 @@
       <w:bookmarkEnd w:id="0"/>
       <w:r>
         <w:rPr/>
-        <w:t>EXTRAKT z mezinárodní normy</w:t>
+        <w:t xml:space="preserve">EXTRAKT z mezinárodní normy ISO</w:t>
       </w:r>
     </w:p>
     <w:p>
@@ -100,7 +100,7 @@
             </w:pPr>
             <w:r>
               <w:rPr/>
-              <w:t>01 8285</w:t>
+              <w:t xml:space="preserve"/>
             </w:r>
           </w:p>
         </w:tc>
